--- a/Games/PC/Strategy/Commandos Behind Enemy Lines (2.51 GB)/3-Media (2.26 GB)/1-Images/4-Logos & Icons/Source.docx
+++ b/Games/PC/Strategy/Commandos Behind Enemy Lines (2.51 GB)/3-Media (2.26 GB)/1-Images/4-Logos & Icons/Source.docx
@@ -72,16 +72,7 @@
         <w:t>] [</w:t>
       </w:r>
       <w:r>
-        <w:t>ICON</w:t>
-      </w:r>
-      <w:r>
-        <w:t xml:space="preserve"> </w:t>
-      </w:r>
-      <w:r>
-        <w:t>-</w:t>
-      </w:r>
-      <w:r>
-        <w:t xml:space="preserve"> Commandos – Behind Enemy Lines</w:t>
+        <w:t>Commandos: Behind Enemy Lines - PC - Media - Images - Logos &amp; Icons -&gt; ICON - Commandos – Behind Enemy Lines</w:t>
       </w:r>
       <w:r>
         <w:t>]</w:t>
@@ -124,6 +115,32 @@
       </w:r>
       <w:r>
         <w:t>Entertainment</w:t>
+      </w:r>
+    </w:p>
+    <w:p>
+      <w:pPr>
+        <w:ind w:left="720"/>
+      </w:pPr>
+      <w:r>
+        <w:t xml:space="preserve">* </w:t>
+      </w:r>
+      <w:r>
+        <w:rPr>
+          <w:b/>
+          <w:bCs/>
+        </w:rPr>
+        <w:t>Source Platform</w:t>
+      </w:r>
+      <w:r>
+        <w:t xml:space="preserve">: </w:t>
+      </w:r>
+      <w:proofErr w:type="spellStart"/>
+      <w:r>
+        <w:t>SteamGridDB</w:t>
+      </w:r>
+      <w:proofErr w:type="spellEnd"/>
+      <w:r>
+        <w:t xml:space="preserve"> (https://www.steamgriddb.com)</w:t>
       </w:r>
     </w:p>
     <w:p>
@@ -185,7 +202,18 @@
         <w:t>Download Server / Mirror</w:t>
       </w:r>
       <w:r>
-        <w:t>: www.steamgriddb.com</w:t>
+        <w:t xml:space="preserve">: </w:t>
+      </w:r>
+      <w:r>
+        <w:t>https://cdn2.steamgriddb.com [</w:t>
+      </w:r>
+      <w:proofErr w:type="spellStart"/>
+      <w:r>
+        <w:t>SteamGridDB</w:t>
+      </w:r>
+      <w:proofErr w:type="spellEnd"/>
+      <w:r>
+        <w:t xml:space="preserve"> CDN Server – Primary Image Hosting]</w:t>
       </w:r>
       <w:r>
         <w:br/>
@@ -199,30 +227,33 @@
         <w:t>Download Method</w:t>
       </w:r>
       <w:r>
-        <w:t>: Browser</w:t>
-      </w:r>
-      <w:r>
-        <w:t xml:space="preserve"> -&gt; Then use </w:t>
-      </w:r>
-      <w:hyperlink r:id="rId7" w:history="1">
-        <w:r>
-          <w:rPr>
-            <w:rStyle w:val="Hyperlink"/>
-          </w:rPr>
-          <w:t>https://www.icoconverter.com/</w:t>
-        </w:r>
-      </w:hyperlink>
-      <w:r>
-        <w:t xml:space="preserve"> to convert to ICO</w:t>
-      </w:r>
-      <w:r>
-        <w:t xml:space="preserve"> - [Sizes: 16 pixels, 32 pixels, 48 pixels, 64 pixels, 128 pixels, 256 pixels (only works with 32 bits)]</w:t>
-      </w:r>
-    </w:p>
-    <w:p>
-      <w:pPr>
-        <w:ind w:left="720"/>
-      </w:pPr>
+        <w:t xml:space="preserve">: </w:t>
+      </w:r>
+      <w:r>
+        <w:t>Web Browser: Direct Save [Saved image directly from browser]</w:t>
+      </w:r>
+      <w:r>
+        <w:t xml:space="preserve"> → Web Tool: </w:t>
+      </w:r>
+      <w:proofErr w:type="spellStart"/>
+      <w:r>
+        <w:t>ICOConverter</w:t>
+      </w:r>
+      <w:proofErr w:type="spellEnd"/>
+      <w:r>
+        <w:t xml:space="preserve"> (https://www.icoconverter.com) [Used to convert the saved image to .</w:t>
+      </w:r>
+      <w:proofErr w:type="spellStart"/>
+      <w:r>
+        <w:t>ico</w:t>
+      </w:r>
+      <w:proofErr w:type="spellEnd"/>
+      <w:r>
+        <w:t xml:space="preserve"> format with sizes 16, 32, 48, 64, 128, and 256 pixels (32-bit only)]</w:t>
+      </w:r>
+      <w:r>
+        <w:t xml:space="preserve"> </w:t>
+      </w:r>
       <w:r>
         <w:t>[Bit depth: 32 bits (16.7M colors &amp; alpha transparency)]</w:t>
       </w:r>
@@ -250,9 +281,11 @@
       <w:r>
         <w:t xml:space="preserve">, </w:t>
       </w:r>
+      <w:proofErr w:type="spellStart"/>
       <w:r>
         <w:t>ico</w:t>
       </w:r>
+      <w:proofErr w:type="spellEnd"/>
     </w:p>
     <w:p>
       <w:pPr>
@@ -335,10 +368,30 @@
         <w:t xml:space="preserve">: </w:t>
       </w:r>
       <w:r>
-        <w:t xml:space="preserve">KINGSTON Games (F:)/Games/.. </w:t>
-      </w:r>
-      <w:r>
-        <w:br/>
+        <w:t xml:space="preserve">KINGSTON Games (F:)/Games/.. | </w:t>
+      </w:r>
+      <w:proofErr w:type="spellStart"/>
+      <w:r>
+        <w:t>StorageType</w:t>
+      </w:r>
+      <w:proofErr w:type="spellEnd"/>
+      <w:r>
+        <w:t xml:space="preserve">: Cloud -&gt; Platform: GitHub -&gt; Account: gamekingdomelbaf1 -&gt; Repository: </w:t>
+      </w:r>
+      <w:proofErr w:type="spellStart"/>
+      <w:r>
+        <w:t>KingdomheartsGame</w:t>
+      </w:r>
+      <w:proofErr w:type="spellEnd"/>
+      <w:r>
+        <w:t xml:space="preserve"> -&gt; Path: Games/PC/Strategy/Commandos Behind Enemy Lines (2.51 GB)/..</w:t>
+      </w:r>
+    </w:p>
+    <w:p>
+      <w:pPr>
+        <w:ind w:left="720"/>
+      </w:pPr>
+      <w:r>
         <w:t xml:space="preserve">* </w:t>
       </w:r>
       <w:r>

--- a/Games/PC/Strategy/Commandos Behind Enemy Lines (2.51 GB)/3-Media (2.26 GB)/1-Images/4-Logos & Icons/Source.docx
+++ b/Games/PC/Strategy/Commandos Behind Enemy Lines (2.51 GB)/3-Media (2.26 GB)/1-Images/4-Logos & Icons/Source.docx
@@ -11,71 +11,37 @@
         </w:numPr>
       </w:pPr>
       <w:r>
-        <w:t xml:space="preserve">* </w:t>
-      </w:r>
-      <w:r>
         <w:rPr>
           <w:b/>
+        </w:rPr>
+        <w:t xml:space="preserve">* Source ID: </w:t>
+      </w:r>
+      <w:r>
+        <w:rPr>
           <w:bCs/>
         </w:rPr>
-        <w:t>Download Name</w:t>
-      </w:r>
-      <w:r>
-        <w:t>: [</w:t>
-      </w:r>
-      <w:r>
-        <w:t>26ad18ebce74087e6885d52a53bd72ae.png</w:t>
-      </w:r>
-      <w:r>
-        <w:t xml:space="preserve"> -&gt; </w:t>
-      </w:r>
-      <w:r>
-        <w:t>ICON</w:t>
-      </w:r>
-      <w:r>
-        <w:t xml:space="preserve"> </w:t>
-      </w:r>
-      <w:r>
-        <w:t>-</w:t>
-      </w:r>
-      <w:r>
-        <w:t xml:space="preserve"> Commandos – Behind Enemy Lines</w:t>
-      </w:r>
-      <w:r>
-        <w:t>.</w:t>
-      </w:r>
-      <w:r>
-        <w:t xml:space="preserve"> </w:t>
-      </w:r>
-      <w:r>
-        <w:t>PNG</w:t>
-      </w:r>
-      <w:r>
-        <w:t xml:space="preserve"> -&gt;</w:t>
-      </w:r>
-      <w:r>
-        <w:t xml:space="preserve"> </w:t>
-      </w:r>
-      <w:r>
-        <w:t>favicon.ico</w:t>
-      </w:r>
-      <w:r>
-        <w:t xml:space="preserve"> -&gt;</w:t>
-      </w:r>
-      <w:r>
-        <w:t xml:space="preserve"> </w:t>
-      </w:r>
-      <w:r>
-        <w:t>ICON - Commandos – Behind Enemy Lines.ico</w:t>
-      </w:r>
-      <w:r>
-        <w:t>] [</w:t>
-      </w:r>
-      <w:r>
-        <w:t>Commandos: Behind Enemy Lines - PC - Media - Images - Logos &amp; Icons -&gt; ICON - Commandos – Behind Enemy Lines</w:t>
-      </w:r>
-      <w:r>
-        <w:t>]</w:t>
+        <w:t>21</w:t>
+      </w:r>
+      <w:r>
+        <w:rPr>
+          <w:bCs/>
+        </w:rPr>
+        <w:t>4</w:t>
+      </w:r>
+      <w:r>
+        <w:br/>
+      </w:r>
+      <w:r>
+        <w:t xml:space="preserve">* </w:t>
+      </w:r>
+      <w:r>
+        <w:rPr>
+          <w:b/>
+        </w:rPr>
+        <w:t>Content Title</w:t>
+      </w:r>
+      <w:r>
+        <w:t>: [26ad18ebce74087e6885d52a53bd72ae.png -&gt; ICON - Commandos – Behind Enemy Lines. PNG -&gt; favicon.ico -&gt; ICON - Commandos – Behind Enemy Lines.ico] [Commandos: Behind Enemy Lines - PC - Media - Images - Logos &amp; Icons -&gt; ICON - Commandos – Behind Enemy Lines]</w:t>
       </w:r>
     </w:p>
     <w:p>
@@ -88,9 +54,8 @@
       <w:r>
         <w:rPr>
           <w:b/>
-          <w:bCs/>
         </w:rPr>
-        <w:t>Download Type</w:t>
+        <w:t>Content Type</w:t>
       </w:r>
       <w:r>
         <w:t>: Image</w:t>
@@ -106,15 +71,11 @@
       <w:r>
         <w:rPr>
           <w:b/>
-          <w:bCs/>
         </w:rPr>
-        <w:t>Source Type</w:t>
-      </w:r>
-      <w:r>
-        <w:t xml:space="preserve">: </w:t>
-      </w:r>
-      <w:r>
-        <w:t>Entertainment</w:t>
+        <w:t>Domain</w:t>
+      </w:r>
+      <w:r>
+        <w:t>: Entertainment</w:t>
       </w:r>
     </w:p>
     <w:p>
@@ -127,20 +88,11 @@
       <w:r>
         <w:rPr>
           <w:b/>
-          <w:bCs/>
         </w:rPr>
         <w:t>Source Platform</w:t>
       </w:r>
       <w:r>
-        <w:t xml:space="preserve">: </w:t>
-      </w:r>
-      <w:proofErr w:type="spellStart"/>
-      <w:r>
-        <w:t>SteamGridDB</w:t>
-      </w:r>
-      <w:proofErr w:type="spellEnd"/>
-      <w:r>
-        <w:t xml:space="preserve"> (https://www.steamgriddb.com)</w:t>
+        <w:t>: SteamGridDB (https://www.steamgriddb.com)</w:t>
       </w:r>
     </w:p>
     <w:p>
@@ -153,9 +105,8 @@
       <w:r>
         <w:rPr>
           <w:b/>
-          <w:bCs/>
         </w:rPr>
-        <w:t>Download Source</w:t>
+        <w:t>Source Reference</w:t>
       </w:r>
       <w:r>
         <w:t xml:space="preserve">: </w:t>
@@ -183,12 +134,6 @@
         </w:r>
       </w:hyperlink>
       <w:r>
-        <w:t xml:space="preserve"> </w:t>
-      </w:r>
-      <w:r>
-        <w:t xml:space="preserve"> </w:t>
-      </w:r>
-      <w:r>
         <w:br/>
       </w:r>
       <w:r>
@@ -199,21 +144,13 @@
           <w:b/>
           <w:bCs/>
         </w:rPr>
-        <w:t>Download Server / Mirror</w:t>
+        <w:t>Source Type</w:t>
       </w:r>
       <w:r>
         <w:t xml:space="preserve">: </w:t>
       </w:r>
       <w:r>
-        <w:t>https://cdn2.steamgriddb.com [</w:t>
-      </w:r>
-      <w:proofErr w:type="spellStart"/>
-      <w:r>
-        <w:t>SteamGridDB</w:t>
-      </w:r>
-      <w:proofErr w:type="spellEnd"/>
-      <w:r>
-        <w:t xml:space="preserve"> CDN Server – Primary Image Hosting]</w:t>
+        <w:t>Downloaded /Converted</w:t>
       </w:r>
       <w:r>
         <w:br/>
@@ -224,38 +161,45 @@
           <w:b/>
           <w:bCs/>
         </w:rPr>
-        <w:t>Download Method</w:t>
-      </w:r>
-      <w:r>
-        <w:t xml:space="preserve">: </w:t>
-      </w:r>
-      <w:r>
-        <w:t>Web Browser: Direct Save [Saved image directly from browser]</w:t>
-      </w:r>
-      <w:r>
-        <w:t xml:space="preserve"> → Web Tool: </w:t>
-      </w:r>
-      <w:proofErr w:type="spellStart"/>
-      <w:r>
-        <w:t>ICOConverter</w:t>
-      </w:r>
-      <w:proofErr w:type="spellEnd"/>
-      <w:r>
-        <w:t xml:space="preserve"> (https://www.icoconverter.com) [Used to convert the saved image to .</w:t>
-      </w:r>
-      <w:proofErr w:type="spellStart"/>
-      <w:r>
-        <w:t>ico</w:t>
-      </w:r>
-      <w:proofErr w:type="spellEnd"/>
-      <w:r>
-        <w:t xml:space="preserve"> format with sizes 16, 32, 48, 64, 128, and 256 pixels (32-bit only)]</w:t>
+        <w:t>Source Nature:</w:t>
       </w:r>
       <w:r>
         <w:t xml:space="preserve"> </w:t>
       </w:r>
       <w:r>
-        <w:t>[Bit depth: 32 bits (16.7M colors &amp; alpha transparency)]</w:t>
+        <w:t>D</w:t>
+      </w:r>
+      <w:r>
+        <w:t>igital</w:t>
+      </w:r>
+      <w:r>
+        <w:t xml:space="preserve">  </w:t>
+      </w:r>
+      <w:r>
+        <w:br/>
+        <w:t xml:space="preserve">* </w:t>
+      </w:r>
+      <w:r>
+        <w:rPr>
+          <w:b/>
+        </w:rPr>
+        <w:t>Storage Host</w:t>
+      </w:r>
+      <w:r>
+        <w:t>: https://cdn2.steamgriddb.com [SteamGridDB CDN Server – Primary Image Hosting]</w:t>
+      </w:r>
+      <w:r>
+        <w:br/>
+        <w:t xml:space="preserve">* </w:t>
+      </w:r>
+      <w:r>
+        <w:rPr>
+          <w:b/>
+        </w:rPr>
+        <w:t>Acquisition Method</w:t>
+      </w:r>
+      <w:r>
+        <w:t>: Web Browser: Direct Save [Saved image directly from browser] → Web Tool: ICOConverter (https://www.icoconverter.com) [Used to convert the saved image to .ico format with sizes 16, 32, 48, 64, 128, and 256 pixels (32-bit only)] [Bit depth: 32 bits (16.7M colors &amp; alpha transparency)]</w:t>
       </w:r>
     </w:p>
     <w:p>
@@ -268,24 +212,12 @@
       <w:r>
         <w:rPr>
           <w:b/>
-          <w:bCs/>
         </w:rPr>
-        <w:t>Download Format</w:t>
-      </w:r>
-      <w:r>
-        <w:t>: .</w:t>
-      </w:r>
-      <w:r>
-        <w:t>PNG</w:t>
-      </w:r>
-      <w:r>
-        <w:t xml:space="preserve">, </w:t>
-      </w:r>
-      <w:proofErr w:type="spellStart"/>
-      <w:r>
-        <w:t>ico</w:t>
-      </w:r>
-      <w:proofErr w:type="spellEnd"/>
+        <w:t>File Format</w:t>
+      </w:r>
+      <w:r>
+        <w:t>: .PNG, ico</w:t>
+      </w:r>
     </w:p>
     <w:p>
       <w:pPr>
@@ -297,27 +229,11 @@
       <w:r>
         <w:rPr>
           <w:b/>
-          <w:bCs/>
         </w:rPr>
-        <w:t>Download Quality</w:t>
-      </w:r>
-      <w:r>
-        <w:t>: [</w:t>
-      </w:r>
-      <w:r>
-        <w:t>128</w:t>
-      </w:r>
-      <w:r>
-        <w:t xml:space="preserve"> x </w:t>
-      </w:r>
-      <w:r>
-        <w:t>128</w:t>
-      </w:r>
-      <w:r>
-        <w:t xml:space="preserve">] - </w:t>
-      </w:r>
-      <w:r>
-        <w:t>Very Low</w:t>
+        <w:t>Content Quality</w:t>
+      </w:r>
+      <w:r>
+        <w:t>: [128 x 128] - Very Low</w:t>
       </w:r>
     </w:p>
     <w:p>
@@ -330,24 +246,11 @@
       <w:r>
         <w:rPr>
           <w:b/>
-          <w:bCs/>
         </w:rPr>
-        <w:t>Download Date</w:t>
-      </w:r>
-      <w:r>
-        <w:t xml:space="preserve">: </w:t>
-      </w:r>
-      <w:r>
-        <w:t>9</w:t>
-      </w:r>
-      <w:r>
-        <w:t>/</w:t>
-      </w:r>
-      <w:r>
-        <w:t>9</w:t>
-      </w:r>
-      <w:r>
-        <w:t>/2025</w:t>
+        <w:t>Acquisition Date</w:t>
+      </w:r>
+      <w:r>
+        <w:t>: 9/9/2025</w:t>
       </w:r>
     </w:p>
     <w:p>
@@ -360,32 +263,25 @@
       <w:r>
         <w:rPr>
           <w:b/>
-          <w:bCs/>
         </w:rPr>
-        <w:t>Saved Location</w:t>
-      </w:r>
-      <w:r>
-        <w:t xml:space="preserve">: </w:t>
-      </w:r>
-      <w:r>
-        <w:t xml:space="preserve">KINGSTON Games (F:)/Games/.. | </w:t>
-      </w:r>
-      <w:proofErr w:type="spellStart"/>
-      <w:r>
-        <w:t>StorageType</w:t>
-      </w:r>
-      <w:proofErr w:type="spellEnd"/>
-      <w:r>
-        <w:t xml:space="preserve">: Cloud -&gt; Platform: GitHub -&gt; Account: gamekingdomelbaf1 -&gt; Repository: </w:t>
-      </w:r>
-      <w:proofErr w:type="spellStart"/>
-      <w:r>
-        <w:t>KingdomheartsGame</w:t>
-      </w:r>
-      <w:proofErr w:type="spellEnd"/>
-      <w:r>
-        <w:t xml:space="preserve"> -&gt; Path: Games/PC/Strategy/Commandos Behind Enemy Lines (2.51 GB)/..</w:t>
-      </w:r>
+        <w:t>Storage Location</w:t>
+      </w:r>
+      <w:r>
+        <w:t>: KINGSTON Games (F:)/Games</w:t>
+      </w:r>
+      <w:proofErr w:type="gramStart"/>
+      <w:r>
+        <w:t>/..</w:t>
+      </w:r>
+      <w:proofErr w:type="gramEnd"/>
+      <w:r>
+        <w:t xml:space="preserve"> | StorageType: Cloud -&gt; Platform: GitHub -&gt; Account: gamekingdomelbaf1 -&gt; Repository: KingdomheartsGame -&gt; Path: Games/PC/Strategy/Commandos Behind Enemy Lines (2.51 </w:t>
+      </w:r>
+      <w:proofErr w:type="gramStart"/>
+      <w:r>
+        <w:t>GB)/..</w:t>
+      </w:r>
+      <w:proofErr w:type="gramEnd"/>
     </w:p>
     <w:p>
       <w:pPr>
@@ -397,7 +293,6 @@
       <w:r>
         <w:rPr>
           <w:b/>
-          <w:bCs/>
         </w:rPr>
         <w:t>Notes</w:t>
       </w:r>
